--- a/CAPM Projects/Notes-CAPM/Anubabh_Interview.docx
+++ b/CAPM Projects/Notes-CAPM/Anubabh_Interview.docx
@@ -23210,6 +23210,16 @@
           <w:sz w:val="18"/>
           <w:szCs w:val="18"/>
         </w:rPr>
+        <w:t>***</w:t>
+      </w:r>
+      <w:r>
+        <w:rPr>
+          <w:rFonts w:cstheme="minorHAnsi"/>
+          <w:b/>
+          <w:bCs/>
+          <w:sz w:val="18"/>
+          <w:szCs w:val="18"/>
+        </w:rPr>
         <w:t>OAuth2 Client Credentials</w:t>
       </w:r>
     </w:p>
@@ -24526,7 +24536,15 @@
           <w:sz w:val="18"/>
           <w:szCs w:val="18"/>
         </w:rPr>
-        <w:t>Destination Service calls XSUAA</w:t>
+        <w:t xml:space="preserve">Destination Service </w:t>
+      </w:r>
+      <w:r>
+        <w:rPr>
+          <w:rFonts w:cstheme="minorHAnsi"/>
+          <w:sz w:val="18"/>
+          <w:szCs w:val="18"/>
+        </w:rPr>
+        <w:t>converts</w:t>
       </w:r>
       <w:r>
         <w:rPr>
@@ -24542,7 +24560,15 @@
           <w:sz w:val="18"/>
           <w:szCs w:val="18"/>
         </w:rPr>
-        <w:t>with user JWT token</w:t>
+        <w:t>JWT token</w:t>
+      </w:r>
+      <w:r>
+        <w:rPr>
+          <w:rFonts w:cstheme="minorHAnsi"/>
+          <w:sz w:val="18"/>
+          <w:szCs w:val="18"/>
+        </w:rPr>
+        <w:t xml:space="preserve"> to SAML </w:t>
       </w:r>
     </w:p>
     <w:p>
@@ -24578,7 +24604,15 @@
           <w:sz w:val="18"/>
           <w:szCs w:val="18"/>
         </w:rPr>
-        <w:t xml:space="preserve">XSUAA converts JWT → SAML Assertion </w:t>
+        <w:t>BTP Dest</w:t>
+      </w:r>
+      <w:r>
+        <w:rPr>
+          <w:rFonts w:cstheme="minorHAnsi"/>
+          <w:sz w:val="18"/>
+          <w:szCs w:val="18"/>
+        </w:rPr>
+        <w:t xml:space="preserve"> converts JWT → SAML Assertion </w:t>
       </w:r>
       <w:r>
         <w:rPr>
@@ -24587,58 +24621,6 @@
           <w:szCs w:val="18"/>
         </w:rPr>
         <w:t>✅</w:t>
-      </w:r>
-    </w:p>
-    <w:p>
-      <w:pPr>
-        <w:spacing w:line="240" w:lineRule="auto"/>
-        <w:rPr>
-          <w:rFonts w:cstheme="minorHAnsi"/>
-          <w:sz w:val="18"/>
-          <w:szCs w:val="18"/>
-        </w:rPr>
-      </w:pPr>
-      <w:r>
-        <w:rPr>
-          <w:rFonts w:cstheme="minorHAnsi"/>
-          <w:sz w:val="18"/>
-          <w:szCs w:val="18"/>
-        </w:rPr>
-        <w:t xml:space="preserve">      ↓</w:t>
-      </w:r>
-    </w:p>
-    <w:p>
-      <w:pPr>
-        <w:spacing w:line="240" w:lineRule="auto"/>
-        <w:rPr>
-          <w:rFonts w:cstheme="minorHAnsi"/>
-          <w:sz w:val="18"/>
-          <w:szCs w:val="18"/>
-        </w:rPr>
-      </w:pPr>
-      <w:r>
-        <w:rPr>
-          <w:rFonts w:cstheme="minorHAnsi"/>
-          <w:sz w:val="18"/>
-          <w:szCs w:val="18"/>
-        </w:rPr>
-        <w:t>XSUAA returns SAML Assertion</w:t>
-      </w:r>
-      <w:r>
-        <w:rPr>
-          <w:rFonts w:cstheme="minorHAnsi"/>
-          <w:sz w:val="18"/>
-          <w:szCs w:val="18"/>
-        </w:rPr>
-        <w:br/>
-      </w:r>
-      <w:r>
-        <w:rPr>
-          <w:rFonts w:cstheme="minorHAnsi"/>
-          <w:sz w:val="18"/>
-          <w:szCs w:val="18"/>
-        </w:rPr>
-        <w:t>to Destination Service</w:t>
       </w:r>
     </w:p>
     <w:p>
@@ -25162,83 +25144,83 @@
           <w:sz w:val="18"/>
           <w:szCs w:val="18"/>
         </w:rPr>
+        <w:t>XSUAA issues new token</w:t>
+      </w:r>
+      <w:r>
+        <w:rPr>
+          <w:rFonts w:cstheme="minorHAnsi"/>
+          <w:sz w:val="18"/>
+          <w:szCs w:val="18"/>
+        </w:rPr>
+        <w:br/>
+      </w:r>
+      <w:r>
+        <w:rPr>
+          <w:rFonts w:cstheme="minorHAnsi"/>
+          <w:sz w:val="18"/>
+          <w:szCs w:val="18"/>
+        </w:rPr>
+        <w:t>scoped to target BTP service</w:t>
+      </w:r>
+      <w:r>
+        <w:rPr>
+          <w:rFonts w:cstheme="minorHAnsi"/>
+          <w:sz w:val="18"/>
+          <w:szCs w:val="18"/>
+        </w:rPr>
+        <w:br/>
+      </w:r>
+      <w:r>
+        <w:rPr>
+          <w:rFonts w:cstheme="minorHAnsi"/>
+          <w:sz w:val="18"/>
+          <w:szCs w:val="18"/>
+        </w:rPr>
+        <w:t xml:space="preserve">same user identity inside </w:t>
+      </w:r>
+      <w:r>
+        <w:rPr>
+          <w:rFonts w:ascii="Segoe UI Emoji" w:hAnsi="Segoe UI Emoji" w:cs="Segoe UI Emoji"/>
+          <w:sz w:val="18"/>
+          <w:szCs w:val="18"/>
+        </w:rPr>
+        <w:t>✅</w:t>
+      </w:r>
+    </w:p>
+    <w:p>
+      <w:pPr>
+        <w:spacing w:line="240" w:lineRule="auto"/>
+        <w:rPr>
+          <w:rFonts w:cstheme="minorHAnsi"/>
+          <w:sz w:val="18"/>
+          <w:szCs w:val="18"/>
+        </w:rPr>
+      </w:pPr>
+      <w:r>
+        <w:rPr>
+          <w:rFonts w:cstheme="minorHAnsi"/>
+          <w:sz w:val="18"/>
+          <w:szCs w:val="18"/>
+        </w:rPr>
+        <w:t xml:space="preserve">      ↓</w:t>
+      </w:r>
+    </w:p>
+    <w:p>
+      <w:pPr>
+        <w:spacing w:line="240" w:lineRule="auto"/>
+        <w:rPr>
+          <w:rFonts w:cstheme="minorHAnsi"/>
+          <w:sz w:val="18"/>
+          <w:szCs w:val="18"/>
+        </w:rPr>
+      </w:pPr>
+      <w:r>
+        <w:rPr>
+          <w:rFonts w:cstheme="minorHAnsi"/>
+          <w:sz w:val="18"/>
+          <w:szCs w:val="18"/>
+        </w:rPr>
         <w:lastRenderedPageBreak/>
-        <w:t>XSUAA issues new token</w:t>
-      </w:r>
-      <w:r>
-        <w:rPr>
-          <w:rFonts w:cstheme="minorHAnsi"/>
-          <w:sz w:val="18"/>
-          <w:szCs w:val="18"/>
-        </w:rPr>
-        <w:br/>
-      </w:r>
-      <w:r>
-        <w:rPr>
-          <w:rFonts w:cstheme="minorHAnsi"/>
-          <w:sz w:val="18"/>
-          <w:szCs w:val="18"/>
-        </w:rPr>
-        <w:t>scoped to target BTP service</w:t>
-      </w:r>
-      <w:r>
-        <w:rPr>
-          <w:rFonts w:cstheme="minorHAnsi"/>
-          <w:sz w:val="18"/>
-          <w:szCs w:val="18"/>
-        </w:rPr>
-        <w:br/>
-      </w:r>
-      <w:r>
-        <w:rPr>
-          <w:rFonts w:cstheme="minorHAnsi"/>
-          <w:sz w:val="18"/>
-          <w:szCs w:val="18"/>
-        </w:rPr>
-        <w:t xml:space="preserve">same user identity inside </w:t>
-      </w:r>
-      <w:r>
-        <w:rPr>
-          <w:rFonts w:ascii="Segoe UI Emoji" w:hAnsi="Segoe UI Emoji" w:cs="Segoe UI Emoji"/>
-          <w:sz w:val="18"/>
-          <w:szCs w:val="18"/>
-        </w:rPr>
-        <w:t>✅</w:t>
-      </w:r>
-    </w:p>
-    <w:p>
-      <w:pPr>
-        <w:spacing w:line="240" w:lineRule="auto"/>
-        <w:rPr>
-          <w:rFonts w:cstheme="minorHAnsi"/>
-          <w:sz w:val="18"/>
-          <w:szCs w:val="18"/>
-        </w:rPr>
-      </w:pPr>
-      <w:r>
-        <w:rPr>
-          <w:rFonts w:cstheme="minorHAnsi"/>
-          <w:sz w:val="18"/>
-          <w:szCs w:val="18"/>
-        </w:rPr>
-        <w:t xml:space="preserve">      ↓</w:t>
-      </w:r>
-    </w:p>
-    <w:p>
-      <w:pPr>
-        <w:spacing w:line="240" w:lineRule="auto"/>
-        <w:rPr>
-          <w:rFonts w:cstheme="minorHAnsi"/>
-          <w:sz w:val="18"/>
-          <w:szCs w:val="18"/>
-        </w:rPr>
-      </w:pPr>
-      <w:r>
-        <w:rPr>
-          <w:rFonts w:cstheme="minorHAnsi"/>
-          <w:sz w:val="18"/>
-          <w:szCs w:val="18"/>
-        </w:rPr>
         <w:t>CAP calls target BTP service (BPA / SAP Build)</w:t>
       </w:r>
       <w:r>
@@ -25973,77 +25955,77 @@
           <w:sz w:val="18"/>
           <w:szCs w:val="18"/>
         </w:rPr>
+        <w:t xml:space="preserve">      ↓</w:t>
+      </w:r>
+    </w:p>
+    <w:p>
+      <w:pPr>
+        <w:spacing w:line="240" w:lineRule="auto"/>
+        <w:rPr>
+          <w:rFonts w:cstheme="minorHAnsi"/>
+          <w:sz w:val="18"/>
+          <w:szCs w:val="18"/>
+        </w:rPr>
+      </w:pPr>
+      <w:r>
+        <w:rPr>
+          <w:rFonts w:cstheme="minorHAnsi"/>
+          <w:sz w:val="18"/>
+          <w:szCs w:val="18"/>
+        </w:rPr>
+        <w:t>App Backend sends post call with Authorization Code to</w:t>
+      </w:r>
+      <w:r>
+        <w:rPr>
+          <w:rFonts w:cstheme="minorHAnsi"/>
+          <w:sz w:val="18"/>
+          <w:szCs w:val="18"/>
+        </w:rPr>
+        <w:br/>
+      </w:r>
+      <w:r>
+        <w:rPr>
+          <w:rFonts w:cstheme="minorHAnsi"/>
+          <w:sz w:val="18"/>
+          <w:szCs w:val="18"/>
+        </w:rPr>
+        <w:t>Authorization Server backend</w:t>
+      </w:r>
+    </w:p>
+    <w:p>
+      <w:pPr>
+        <w:spacing w:line="240" w:lineRule="auto"/>
+        <w:rPr>
+          <w:rFonts w:cstheme="minorHAnsi"/>
+          <w:sz w:val="18"/>
+          <w:szCs w:val="18"/>
+        </w:rPr>
+      </w:pPr>
+      <w:r>
+        <w:rPr>
+          <w:rFonts w:cstheme="minorHAnsi"/>
+          <w:sz w:val="18"/>
+          <w:szCs w:val="18"/>
+        </w:rPr>
+        <w:t xml:space="preserve">      ↓</w:t>
+      </w:r>
+    </w:p>
+    <w:p>
+      <w:pPr>
+        <w:spacing w:line="240" w:lineRule="auto"/>
+        <w:rPr>
+          <w:rFonts w:cstheme="minorHAnsi"/>
+          <w:sz w:val="18"/>
+          <w:szCs w:val="18"/>
+        </w:rPr>
+      </w:pPr>
+      <w:r>
+        <w:rPr>
+          <w:rFonts w:cstheme="minorHAnsi"/>
+          <w:sz w:val="18"/>
+          <w:szCs w:val="18"/>
+        </w:rPr>
         <w:lastRenderedPageBreak/>
-        <w:t xml:space="preserve">      ↓</w:t>
-      </w:r>
-    </w:p>
-    <w:p>
-      <w:pPr>
-        <w:spacing w:line="240" w:lineRule="auto"/>
-        <w:rPr>
-          <w:rFonts w:cstheme="minorHAnsi"/>
-          <w:sz w:val="18"/>
-          <w:szCs w:val="18"/>
-        </w:rPr>
-      </w:pPr>
-      <w:r>
-        <w:rPr>
-          <w:rFonts w:cstheme="minorHAnsi"/>
-          <w:sz w:val="18"/>
-          <w:szCs w:val="18"/>
-        </w:rPr>
-        <w:t>App Backend sends post call with Authorization Code to</w:t>
-      </w:r>
-      <w:r>
-        <w:rPr>
-          <w:rFonts w:cstheme="minorHAnsi"/>
-          <w:sz w:val="18"/>
-          <w:szCs w:val="18"/>
-        </w:rPr>
-        <w:br/>
-      </w:r>
-      <w:r>
-        <w:rPr>
-          <w:rFonts w:cstheme="minorHAnsi"/>
-          <w:sz w:val="18"/>
-          <w:szCs w:val="18"/>
-        </w:rPr>
-        <w:t>Authorization Server backend</w:t>
-      </w:r>
-    </w:p>
-    <w:p>
-      <w:pPr>
-        <w:spacing w:line="240" w:lineRule="auto"/>
-        <w:rPr>
-          <w:rFonts w:cstheme="minorHAnsi"/>
-          <w:sz w:val="18"/>
-          <w:szCs w:val="18"/>
-        </w:rPr>
-      </w:pPr>
-      <w:r>
-        <w:rPr>
-          <w:rFonts w:cstheme="minorHAnsi"/>
-          <w:sz w:val="18"/>
-          <w:szCs w:val="18"/>
-        </w:rPr>
-        <w:t xml:space="preserve">      ↓</w:t>
-      </w:r>
-    </w:p>
-    <w:p>
-      <w:pPr>
-        <w:spacing w:line="240" w:lineRule="auto"/>
-        <w:rPr>
-          <w:rFonts w:cstheme="minorHAnsi"/>
-          <w:sz w:val="18"/>
-          <w:szCs w:val="18"/>
-        </w:rPr>
-      </w:pPr>
-      <w:r>
-        <w:rPr>
-          <w:rFonts w:cstheme="minorHAnsi"/>
-          <w:sz w:val="18"/>
-          <w:szCs w:val="18"/>
-        </w:rPr>
         <w:t>Authorization Server validates code</w:t>
       </w:r>
       <w:r>
@@ -26943,83 +26925,83 @@
           <w:szCs w:val="18"/>
           <w:highlight w:val="yellow"/>
         </w:rPr>
+        <w:t>BTP Destination Service</w:t>
+      </w:r>
+    </w:p>
+    <w:p>
+      <w:pPr>
+        <w:spacing w:line="240" w:lineRule="auto"/>
+        <w:rPr>
+          <w:rFonts w:cstheme="minorHAnsi"/>
+          <w:b/>
+          <w:bCs/>
+          <w:sz w:val="18"/>
+          <w:szCs w:val="18"/>
+        </w:rPr>
+      </w:pPr>
+      <w:r>
+        <w:rPr>
+          <w:rFonts w:cstheme="minorHAnsi"/>
+          <w:b/>
+          <w:bCs/>
+          <w:sz w:val="18"/>
+          <w:szCs w:val="18"/>
+        </w:rPr>
+        <w:t>What is it?</w:t>
+      </w:r>
+    </w:p>
+    <w:p>
+      <w:pPr>
+        <w:spacing w:line="240" w:lineRule="auto"/>
+        <w:rPr>
+          <w:rFonts w:cstheme="minorHAnsi"/>
+          <w:sz w:val="18"/>
+          <w:szCs w:val="18"/>
+        </w:rPr>
+      </w:pPr>
+      <w:r>
+        <w:rPr>
+          <w:rFonts w:cstheme="minorHAnsi"/>
+          <w:sz w:val="18"/>
+          <w:szCs w:val="18"/>
+        </w:rPr>
+        <w:t xml:space="preserve">A centralized BTP service that </w:t>
+      </w:r>
+      <w:r>
+        <w:rPr>
+          <w:rFonts w:cstheme="minorHAnsi"/>
+          <w:b/>
+          <w:bCs/>
+          <w:sz w:val="18"/>
+          <w:szCs w:val="18"/>
+        </w:rPr>
+        <w:t>stores and manages connection details</w:t>
+      </w:r>
+      <w:r>
+        <w:rPr>
+          <w:rFonts w:cstheme="minorHAnsi"/>
+          <w:sz w:val="18"/>
+          <w:szCs w:val="18"/>
+        </w:rPr>
+        <w:t xml:space="preserve"> (URL, credentials, auth config) for external systems — so your app never hardcodes them.</w:t>
+      </w:r>
+    </w:p>
+    <w:p>
+      <w:pPr>
+        <w:spacing w:line="240" w:lineRule="auto"/>
+        <w:rPr>
+          <w:rFonts w:cstheme="minorHAnsi"/>
+          <w:sz w:val="18"/>
+          <w:szCs w:val="18"/>
+        </w:rPr>
+      </w:pPr>
+      <w:r>
+        <w:rPr>
+          <w:rFonts w:cstheme="minorHAnsi"/>
+          <w:sz w:val="18"/>
+          <w:szCs w:val="18"/>
+        </w:rPr>
         <w:lastRenderedPageBreak/>
-        <w:t>BTP Destination Service</w:t>
-      </w:r>
-    </w:p>
-    <w:p>
-      <w:pPr>
-        <w:spacing w:line="240" w:lineRule="auto"/>
-        <w:rPr>
-          <w:rFonts w:cstheme="minorHAnsi"/>
-          <w:b/>
-          <w:bCs/>
-          <w:sz w:val="18"/>
-          <w:szCs w:val="18"/>
-        </w:rPr>
-      </w:pPr>
-      <w:r>
-        <w:rPr>
-          <w:rFonts w:cstheme="minorHAnsi"/>
-          <w:b/>
-          <w:bCs/>
-          <w:sz w:val="18"/>
-          <w:szCs w:val="18"/>
-        </w:rPr>
-        <w:t>What is it?</w:t>
-      </w:r>
-    </w:p>
-    <w:p>
-      <w:pPr>
-        <w:spacing w:line="240" w:lineRule="auto"/>
-        <w:rPr>
-          <w:rFonts w:cstheme="minorHAnsi"/>
-          <w:sz w:val="18"/>
-          <w:szCs w:val="18"/>
-        </w:rPr>
-      </w:pPr>
-      <w:r>
-        <w:rPr>
-          <w:rFonts w:cstheme="minorHAnsi"/>
-          <w:sz w:val="18"/>
-          <w:szCs w:val="18"/>
-        </w:rPr>
-        <w:t xml:space="preserve">A centralized BTP service that </w:t>
-      </w:r>
-      <w:r>
-        <w:rPr>
-          <w:rFonts w:cstheme="minorHAnsi"/>
-          <w:b/>
-          <w:bCs/>
-          <w:sz w:val="18"/>
-          <w:szCs w:val="18"/>
-        </w:rPr>
-        <w:t>stores and manages connection details</w:t>
-      </w:r>
-      <w:r>
-        <w:rPr>
-          <w:rFonts w:cstheme="minorHAnsi"/>
-          <w:sz w:val="18"/>
-          <w:szCs w:val="18"/>
-        </w:rPr>
-        <w:t xml:space="preserve"> (URL, credentials, auth config) for external systems — so your app never hardcodes them.</w:t>
-      </w:r>
-    </w:p>
-    <w:p>
-      <w:pPr>
-        <w:spacing w:line="240" w:lineRule="auto"/>
-        <w:rPr>
-          <w:rFonts w:cstheme="minorHAnsi"/>
-          <w:sz w:val="18"/>
-          <w:szCs w:val="18"/>
-        </w:rPr>
-      </w:pPr>
-      <w:r>
-        <w:rPr>
-          <w:rFonts w:cstheme="minorHAnsi"/>
-          <w:sz w:val="18"/>
-          <w:szCs w:val="18"/>
-        </w:rPr>
         <w:pict w14:anchorId="477686E8">
           <v:rect id="_x0000_i1038" style="width:0;height:1.5pt" o:hralign="center" o:hrstd="t" o:hr="t" fillcolor="#a0a0a0" stroked="f"/>
         </w:pict>
@@ -27880,81 +27862,81 @@
           <w:sz w:val="18"/>
           <w:szCs w:val="18"/>
         </w:rPr>
+        <w:t>Authentication: OAuth2SAMLBearerAssertion</w:t>
+      </w:r>
+    </w:p>
+    <w:p>
+      <w:pPr>
+        <w:spacing w:line="240" w:lineRule="auto"/>
+        <w:rPr>
+          <w:rFonts w:cstheme="minorHAnsi"/>
+          <w:sz w:val="18"/>
+          <w:szCs w:val="18"/>
+        </w:rPr>
+      </w:pPr>
+      <w:r>
+        <w:rPr>
+          <w:rFonts w:cstheme="minorHAnsi"/>
+          <w:sz w:val="18"/>
+          <w:szCs w:val="18"/>
+        </w:rPr>
+        <w:t>Client ID:      cap-client-id</w:t>
+      </w:r>
+    </w:p>
+    <w:p>
+      <w:pPr>
+        <w:spacing w:line="240" w:lineRule="auto"/>
+        <w:rPr>
+          <w:rFonts w:cstheme="minorHAnsi"/>
+          <w:sz w:val="18"/>
+          <w:szCs w:val="18"/>
+        </w:rPr>
+      </w:pPr>
+      <w:r>
+        <w:rPr>
+          <w:rFonts w:cstheme="minorHAnsi"/>
+          <w:sz w:val="18"/>
+          <w:szCs w:val="18"/>
+        </w:rPr>
+        <w:t>Client Secret:  ****</w:t>
+      </w:r>
+    </w:p>
+    <w:p>
+      <w:pPr>
+        <w:spacing w:line="240" w:lineRule="auto"/>
+        <w:rPr>
+          <w:rFonts w:cstheme="minorHAnsi"/>
+          <w:sz w:val="18"/>
+          <w:szCs w:val="18"/>
+        </w:rPr>
+      </w:pPr>
+      <w:r>
+        <w:rPr>
+          <w:rFonts w:cstheme="minorHAnsi"/>
+          <w:sz w:val="18"/>
+          <w:szCs w:val="18"/>
+        </w:rPr>
+        <w:t>Access Token URL: https://s4hana.company.com/oauth/token</w:t>
+      </w:r>
+    </w:p>
+    <w:p>
+      <w:pPr>
+        <w:spacing w:line="240" w:lineRule="auto"/>
+        <w:rPr>
+          <w:rFonts w:cstheme="minorHAnsi"/>
+          <w:sz w:val="18"/>
+          <w:szCs w:val="18"/>
+        </w:rPr>
+      </w:pPr>
+      <w:r>
+        <w:rPr>
+          <w:rFonts w:cstheme="minorHAnsi"/>
+          <w:b/>
+          <w:bCs/>
+          <w:sz w:val="18"/>
+          <w:szCs w:val="18"/>
+        </w:rPr>
         <w:lastRenderedPageBreak/>
-        <w:t>Authentication: OAuth2SAMLBearerAssertion</w:t>
-      </w:r>
-    </w:p>
-    <w:p>
-      <w:pPr>
-        <w:spacing w:line="240" w:lineRule="auto"/>
-        <w:rPr>
-          <w:rFonts w:cstheme="minorHAnsi"/>
-          <w:sz w:val="18"/>
-          <w:szCs w:val="18"/>
-        </w:rPr>
-      </w:pPr>
-      <w:r>
-        <w:rPr>
-          <w:rFonts w:cstheme="minorHAnsi"/>
-          <w:sz w:val="18"/>
-          <w:szCs w:val="18"/>
-        </w:rPr>
-        <w:t>Client ID:      cap-client-id</w:t>
-      </w:r>
-    </w:p>
-    <w:p>
-      <w:pPr>
-        <w:spacing w:line="240" w:lineRule="auto"/>
-        <w:rPr>
-          <w:rFonts w:cstheme="minorHAnsi"/>
-          <w:sz w:val="18"/>
-          <w:szCs w:val="18"/>
-        </w:rPr>
-      </w:pPr>
-      <w:r>
-        <w:rPr>
-          <w:rFonts w:cstheme="minorHAnsi"/>
-          <w:sz w:val="18"/>
-          <w:szCs w:val="18"/>
-        </w:rPr>
-        <w:t>Client Secret:  ****</w:t>
-      </w:r>
-    </w:p>
-    <w:p>
-      <w:pPr>
-        <w:spacing w:line="240" w:lineRule="auto"/>
-        <w:rPr>
-          <w:rFonts w:cstheme="minorHAnsi"/>
-          <w:sz w:val="18"/>
-          <w:szCs w:val="18"/>
-        </w:rPr>
-      </w:pPr>
-      <w:r>
-        <w:rPr>
-          <w:rFonts w:cstheme="minorHAnsi"/>
-          <w:sz w:val="18"/>
-          <w:szCs w:val="18"/>
-        </w:rPr>
-        <w:t>Access Token URL: https://s4hana.company.com/oauth/token</w:t>
-      </w:r>
-    </w:p>
-    <w:p>
-      <w:pPr>
-        <w:spacing w:line="240" w:lineRule="auto"/>
-        <w:rPr>
-          <w:rFonts w:cstheme="minorHAnsi"/>
-          <w:sz w:val="18"/>
-          <w:szCs w:val="18"/>
-        </w:rPr>
-      </w:pPr>
-      <w:r>
-        <w:rPr>
-          <w:rFonts w:cstheme="minorHAnsi"/>
-          <w:b/>
-          <w:bCs/>
-          <w:sz w:val="18"/>
-          <w:szCs w:val="18"/>
-        </w:rPr>
         <w:t>CAP config</w:t>
       </w:r>
     </w:p>
@@ -28932,89 +28914,125 @@
           <w:szCs w:val="18"/>
           <w:u w:val="single"/>
         </w:rPr>
+        <w:t>Sources it reads from (in priority order)</w:t>
+      </w:r>
+    </w:p>
+    <w:p>
+      <w:pPr>
+        <w:spacing w:line="240" w:lineRule="auto"/>
+        <w:rPr>
+          <w:rFonts w:cstheme="minorHAnsi"/>
+          <w:sz w:val="18"/>
+          <w:szCs w:val="18"/>
+        </w:rPr>
+      </w:pPr>
+      <w:proofErr w:type="spellStart"/>
+      <w:r>
+        <w:rPr>
+          <w:rFonts w:cstheme="minorHAnsi"/>
+          <w:sz w:val="18"/>
+          <w:szCs w:val="18"/>
+        </w:rPr>
+        <w:t>process.env</w:t>
+      </w:r>
+      <w:proofErr w:type="spellEnd"/>
+      <w:r>
+        <w:rPr>
+          <w:rFonts w:cstheme="minorHAnsi"/>
+          <w:sz w:val="18"/>
+          <w:szCs w:val="18"/>
+        </w:rPr>
+        <w:t xml:space="preserve"> (BTP environment variables)</w:t>
+      </w:r>
+    </w:p>
+    <w:p>
+      <w:pPr>
+        <w:spacing w:line="240" w:lineRule="auto"/>
+        <w:rPr>
+          <w:rFonts w:cstheme="minorHAnsi"/>
+          <w:sz w:val="18"/>
+          <w:szCs w:val="18"/>
+        </w:rPr>
+      </w:pPr>
+      <w:r>
+        <w:rPr>
+          <w:rFonts w:cstheme="minorHAnsi"/>
+          <w:sz w:val="18"/>
+          <w:szCs w:val="18"/>
+        </w:rPr>
+        <w:t xml:space="preserve">      ↑</w:t>
+      </w:r>
+    </w:p>
+    <w:p>
+      <w:pPr>
+        <w:spacing w:line="240" w:lineRule="auto"/>
+        <w:rPr>
+          <w:rFonts w:cstheme="minorHAnsi"/>
+          <w:sz w:val="18"/>
+          <w:szCs w:val="18"/>
+        </w:rPr>
+      </w:pPr>
+      <w:r>
+        <w:rPr>
+          <w:rFonts w:cstheme="minorHAnsi"/>
+          <w:sz w:val="18"/>
+          <w:szCs w:val="18"/>
+        </w:rPr>
+        <w:t xml:space="preserve">.env file (local </w:t>
+      </w:r>
+      <w:proofErr w:type="spellStart"/>
+      <w:r>
+        <w:rPr>
+          <w:rFonts w:cstheme="minorHAnsi"/>
+          <w:sz w:val="18"/>
+          <w:szCs w:val="18"/>
+        </w:rPr>
+        <w:t>devel</w:t>
+      </w:r>
+      <w:proofErr w:type="spellEnd"/>
+      <w:r>
+        <w:rPr>
+          <w:rFonts w:cstheme="minorHAnsi"/>
+          <w:sz w:val="18"/>
+          <w:szCs w:val="18"/>
+        </w:rPr>
+        <w:t xml:space="preserve"> </w:t>
+      </w:r>
+      <w:proofErr w:type="spellStart"/>
+      <w:r>
+        <w:rPr>
+          <w:rFonts w:cstheme="minorHAnsi"/>
+          <w:sz w:val="18"/>
+          <w:szCs w:val="18"/>
+        </w:rPr>
+        <w:t>opment</w:t>
+      </w:r>
+      <w:proofErr w:type="spellEnd"/>
+      <w:r>
+        <w:rPr>
+          <w:rFonts w:cstheme="minorHAnsi"/>
+          <w:sz w:val="18"/>
+          <w:szCs w:val="18"/>
+        </w:rPr>
+        <w:t>)</w:t>
+      </w:r>
+    </w:p>
+    <w:p>
+      <w:pPr>
+        <w:spacing w:line="240" w:lineRule="auto"/>
+        <w:rPr>
+          <w:rFonts w:cstheme="minorHAnsi"/>
+          <w:sz w:val="18"/>
+          <w:szCs w:val="18"/>
+        </w:rPr>
+      </w:pPr>
+      <w:r>
+        <w:rPr>
+          <w:rFonts w:cstheme="minorHAnsi"/>
+          <w:sz w:val="18"/>
+          <w:szCs w:val="18"/>
+        </w:rPr>
         <w:lastRenderedPageBreak/>
-        <w:t>Sources it reads from (in priority order)</w:t>
-      </w:r>
-    </w:p>
-    <w:p>
-      <w:pPr>
-        <w:spacing w:line="240" w:lineRule="auto"/>
-        <w:rPr>
-          <w:rFonts w:cstheme="minorHAnsi"/>
-          <w:sz w:val="18"/>
-          <w:szCs w:val="18"/>
-        </w:rPr>
-      </w:pPr>
-      <w:proofErr w:type="spellStart"/>
-      <w:r>
-        <w:rPr>
-          <w:rFonts w:cstheme="minorHAnsi"/>
-          <w:sz w:val="18"/>
-          <w:szCs w:val="18"/>
-        </w:rPr>
-        <w:t>process.env</w:t>
-      </w:r>
-      <w:proofErr w:type="spellEnd"/>
-      <w:r>
-        <w:rPr>
-          <w:rFonts w:cstheme="minorHAnsi"/>
-          <w:sz w:val="18"/>
-          <w:szCs w:val="18"/>
-        </w:rPr>
-        <w:t xml:space="preserve"> (BTP environment variables)</w:t>
-      </w:r>
-    </w:p>
-    <w:p>
-      <w:pPr>
-        <w:spacing w:line="240" w:lineRule="auto"/>
-        <w:rPr>
-          <w:rFonts w:cstheme="minorHAnsi"/>
-          <w:sz w:val="18"/>
-          <w:szCs w:val="18"/>
-        </w:rPr>
-      </w:pPr>
-      <w:r>
-        <w:rPr>
-          <w:rFonts w:cstheme="minorHAnsi"/>
-          <w:sz w:val="18"/>
-          <w:szCs w:val="18"/>
-        </w:rPr>
-        <w:t xml:space="preserve">      ↑</w:t>
-      </w:r>
-    </w:p>
-    <w:p>
-      <w:pPr>
-        <w:spacing w:line="240" w:lineRule="auto"/>
-        <w:rPr>
-          <w:rFonts w:cstheme="minorHAnsi"/>
-          <w:sz w:val="18"/>
-          <w:szCs w:val="18"/>
-        </w:rPr>
-      </w:pPr>
-      <w:r>
-        <w:rPr>
-          <w:rFonts w:cstheme="minorHAnsi"/>
-          <w:sz w:val="18"/>
-          <w:szCs w:val="18"/>
-        </w:rPr>
-        <w:t>.env file (local development)</w:t>
-      </w:r>
-    </w:p>
-    <w:p>
-      <w:pPr>
-        <w:spacing w:line="240" w:lineRule="auto"/>
-        <w:rPr>
-          <w:rFonts w:cstheme="minorHAnsi"/>
-          <w:sz w:val="18"/>
-          <w:szCs w:val="18"/>
-        </w:rPr>
-      </w:pPr>
-      <w:r>
-        <w:rPr>
-          <w:rFonts w:cstheme="minorHAnsi"/>
-          <w:sz w:val="18"/>
-          <w:szCs w:val="18"/>
-        </w:rPr>
         <w:t xml:space="preserve">      ↑</w:t>
       </w:r>
     </w:p>
@@ -29469,7 +29487,6 @@
           <w:sz w:val="18"/>
           <w:szCs w:val="18"/>
         </w:rPr>
-        <w:lastRenderedPageBreak/>
         <w:drawing>
           <wp:inline distT="0" distB="0" distL="0" distR="0" wp14:anchorId="3C36ADF8" wp14:editId="02618632">
             <wp:extent cx="2828760" cy="1651939"/>
@@ -29530,6 +29547,7 @@
           <w:sz w:val="18"/>
           <w:szCs w:val="18"/>
         </w:rPr>
+        <w:lastRenderedPageBreak/>
         <w:drawing>
           <wp:inline distT="0" distB="0" distL="0" distR="0" wp14:anchorId="681EE6DB" wp14:editId="63C3AF9D">
             <wp:extent cx="2791761" cy="1662809"/>
@@ -29771,7 +29789,6 @@
           <w:szCs w:val="18"/>
           <w:highlight w:val="yellow"/>
         </w:rPr>
-        <w:lastRenderedPageBreak/>
         <w:t>Any thing</w:t>
       </w:r>
       <w:proofErr w:type="spellEnd"/>
@@ -30289,6 +30306,7 @@
           <w:sz w:val="18"/>
           <w:szCs w:val="18"/>
         </w:rPr>
+        <w:lastRenderedPageBreak/>
         <w:t>then follow the below -</w:t>
       </w:r>
       <w:r>
@@ -32327,7 +32345,6 @@
           <w:sz w:val="18"/>
           <w:szCs w:val="18"/>
         </w:rPr>
-        <w:lastRenderedPageBreak/>
         <w:t>// emit — fire a custom event</w:t>
       </w:r>
     </w:p>
@@ -32649,6 +32666,7 @@
           <w:sz w:val="18"/>
           <w:szCs w:val="18"/>
         </w:rPr>
+        <w:lastRenderedPageBreak/>
         <w:t xml:space="preserve">             CAP translates internally </w:t>
       </w:r>
       <w:r>
@@ -34120,7 +34138,6 @@
           <w:sz w:val="18"/>
           <w:szCs w:val="18"/>
         </w:rPr>
-        <w:lastRenderedPageBreak/>
         <w:t>API Security: Long, random strings stop users from guessing valid URLs (prevents hacking).</w:t>
       </w:r>
     </w:p>
@@ -34306,6 +34323,7 @@
           <w:szCs w:val="18"/>
           <w:highlight w:val="yellow"/>
         </w:rPr>
+        <w:lastRenderedPageBreak/>
         <w:t>How to write association relation if composite keys are there &gt;</w:t>
       </w:r>
     </w:p>
@@ -34921,25 +34939,7 @@
           <w:sz w:val="20"/>
           <w:szCs w:val="20"/>
         </w:rPr>
-        <w:t xml:space="preserve"> to dynamically resolve and forward requests to the backend service without</w:t>
-      </w:r>
-      <w:r>
-        <w:rPr>
-          <w:rFonts w:cstheme="minorHAnsi"/>
-          <w:kern w:val="0"/>
-          <w:sz w:val="20"/>
-          <w:szCs w:val="20"/>
-        </w:rPr>
-        <w:t xml:space="preserve"> </w:t>
-      </w:r>
-      <w:r>
-        <w:rPr>
-          <w:rFonts w:cstheme="minorHAnsi"/>
-          <w:kern w:val="0"/>
-          <w:sz w:val="20"/>
-          <w:szCs w:val="20"/>
-        </w:rPr>
-        <w:t>hardcoding its URL</w:t>
+        <w:t xml:space="preserve"> to dynamically resolve and forward requests to the backend service without hardcoding its URL</w:t>
       </w:r>
     </w:p>
     <w:p>
@@ -34984,6 +34984,7 @@
       <w:r>
         <w:rPr>
           <w:rFonts w:cstheme="minorHAnsi"/>
+          <w:noProof/>
           <w:sz w:val="18"/>
           <w:szCs w:val="18"/>
         </w:rPr>
@@ -35044,6 +35045,7 @@
       <w:r>
         <w:rPr>
           <w:rFonts w:cstheme="minorHAnsi"/>
+          <w:noProof/>
           <w:sz w:val="18"/>
           <w:szCs w:val="18"/>
         </w:rPr>
@@ -35103,6 +35105,7 @@
       <w:r>
         <w:rPr>
           <w:rFonts w:cstheme="minorHAnsi"/>
+          <w:noProof/>
           <w:sz w:val="18"/>
           <w:szCs w:val="18"/>
         </w:rPr>
@@ -41538,6 +41541,7 @@
   <w:style w:type="character" w:default="1" w:styleId="DefaultParagraphFont">
     <w:name w:val="Default Paragraph Font"/>
     <w:uiPriority w:val="1"/>
+    <w:semiHidden/>
     <w:unhideWhenUsed/>
   </w:style>
   <w:style w:type="table" w:default="1" w:styleId="TableNormal">
